--- a/templates/llm_data_analysis_reference.docx
+++ b/templates/llm_data_analysis_reference.docx
@@ -311,6 +311,7 @@
       <w:spacing w:before="80" w:after="80" w:line="240" w:lineRule="auto"/>
       <w:shd w:fill="F3F6FA"/>
       <w:ind w:left="160" w:right="160"/>
+      <w:jc w:val="left"/>
     </w:pPr>
     <w:rPr>
       <w:rFonts w:ascii="Consolas" w:hAnsi="Consolas" w:eastAsia="Malgun Gothic"/>
